--- a/docs/onderzoek/word/hoofdstuk-1-samenvatting.docx
+++ b/docs/onderzoek/word/hoofdstuk-1-samenvatting.docx
@@ -103,7 +103,7 @@
         <w:t xml:space="preserve"> </w:t>
       </w:r>
       <w:r>
-        <w:t xml:space="preserve">Het onderzoek is opgezet als DBR met vijf opeenvolgende ontwerpcycli (april 2026–september 2026). In elke cyclus is een ontwerpinterventie gevolgd door evaluatie, met directe terugkoppeling op de volgende iteratie. Het Technology Acceptance Model (TAM) is gebruikt als evaluatiekader — kwalitatief in de ontwerpfase (cyclus 2) en kwantitatief in de implementatiefase (cyclus 5b, in uitvoering). De ontwerper-onderzoeker vervulde een drievoudige rol als docent ORM, verantwoordelijke voor AI-beleid van de opleiding, en onderzoeker; methodische mitigaties (transparantie via Git en projectlog, externe peer-review, member checking, open broncode) zijn ingezet om bias-risico’s te beperken.</w:t>
+        <w:t xml:space="preserve">Het onderzoek is opgezet als DBR met zes opeenvolgende ontwerpcycli (cycli 0 t/m 5) (april 2026–september 2026). In elke cyclus is een ontwerpinterventie gevolgd door evaluatie, met directe terugkoppeling op de volgende iteratie. Het Technology Acceptance Model (TAM) is gebruikt als evaluatiekader — kwalitatief in de ontwerpfase (cyclus 2) en kwantitatief in de implementatiefase (cyclus 5b, in uitvoering). De ontwerper-onderzoeker vervulde een drievoudige rol als docent ORM, verantwoordelijke voor AI-beleid van de opleiding, en onderzoeker; methodische mitigaties (transparantie via Git en projectlog, externe peer-review, member checking, open broncode) zijn ingezet om bias-risico’s te beperken.</w:t>
       </w:r>
     </w:p>
     <w:p>
@@ -121,7 +121,7 @@
         <w:t xml:space="preserve"> </w:t>
       </w:r>
       <w:r>
-        <w:t xml:space="preserve">Vier afgeronde cycli (april–mei 2026) hebben geleid tot een functioneel Progressive Web App-dashboard met geautomatiseerde curatie uit ~30 bronnen, AI-gebaseerde Nederlandse samenvattingen via Claude Haiku, een vakgebied-personaliseerbare interface met vier thematische tabs en een AI-chatfunctie. Meetbare effecten per cyclus: TAM-georiënteerde code-review leverde 7 usability-fixes en 3 verwijderingen op (cyclus 2); filter-aanscherping op tester-feedback bracht het aandeel toepassings-georiënteerde artikelen van circa 30% naar circa 90% (cyclus 3); aanscherping van LLM-instructies van</w:t>
+        <w:t xml:space="preserve">Vijf afgeronde cycli (mei 2025–mei 2026) hebben geleid tot een functioneel Progressive Web App-dashboard met geautomatiseerde curatie uit ~30 bronnen, AI-gebaseerde Nederlandse samenvattingen via Claude Haiku, een vakgebied-personaliseerbare interface met vier thematische tabs en een AI-chatfunctie. Meetbare effecten per cyclus: TAM-georiënteerde code-review leverde 7 usability-fixes en 3 verwijderingen op (cyclus 2); filter-aanscherping op tester-feedback bracht het aandeel toepassings-georiënteerde artikelen van circa 30% naar circa 90% (cyclus 3); aanscherping van LLM-instructies van</w:t>
       </w:r>
       <w:r>
         <w:t xml:space="preserve"> </w:t>
@@ -312,7 +312,7 @@
         <w:t xml:space="preserve"> </w:t>
       </w:r>
       <w:r>
-        <w:t xml:space="preserve">Four completed cycles (April–May 2026) resulted in a functional Progressive Web App dashboard with automated curation from approximately 30 sources, AI-generated Dutch-language summaries via Claude Haiku, a subject-personalizable interface with four thematic tabs, and an AI chat function. Measurable effects per cycle: TAM-oriented code review yielded 7 usability fixes and 3 removals (cycle 2); filter sharpening based on tester feedback raised the proportion of application-oriented articles from approximately 30% to approximately 90% (cycle 3); tightening of LLM instructions from</w:t>
+        <w:t xml:space="preserve">Five completed cycles (May 2025–May 2026) resulted in a functional Progressive Web App dashboard with automated curation from approximately 30 sources, AI-generated Dutch-language summaries via Claude Haiku, a subject-personalizable interface with four thematic tabs, and an AI chat function. Measurable effects per cycle: TAM-oriented code review yielded 7 usability fixes and 3 removals (cycle 2); filter sharpening based on tester feedback raised the proportion of application-oriented articles from approximately 30% to approximately 90% (cycle 3); tightening of LLM instructions from</w:t>
       </w:r>
       <w:r>
         <w:t xml:space="preserve"> </w:t>
